--- a/文档/Java面向对象特性：继承、多态与接口实验报告.docx
+++ b/文档/Java面向对象特性：继承、多态与接口实验报告.docx
@@ -5,6 +5,9 @@
     <w:p>
       <w:pPr>
         <w:pStyle w:val="a3"/>
+        <w:rPr>
+          <w:rFonts w:hint="eastAsia"/>
+        </w:rPr>
       </w:pPr>
       <w:r>
         <w:t>Java 面向对象特性：继承、多态与接口</w:t>
@@ -13,6 +16,9 @@
     <w:p>
       <w:pPr>
         <w:pStyle w:val="1"/>
+        <w:rPr>
+          <w:rFonts w:hint="eastAsia"/>
+        </w:rPr>
       </w:pPr>
       <w:r>
         <w:rPr>
@@ -22,6 +28,11 @@
       </w:r>
     </w:p>
     <w:p>
+      <w:pPr>
+        <w:rPr>
+          <w:rFonts w:hint="eastAsia"/>
+        </w:rPr>
+      </w:pPr>
       <w:r>
         <w:rPr>
           <w:rFonts w:hint="eastAsia"/>
@@ -50,6 +61,9 @@
     <w:p>
       <w:pPr>
         <w:pStyle w:val="1"/>
+        <w:rPr>
+          <w:rFonts w:hint="eastAsia"/>
+        </w:rPr>
       </w:pPr>
       <w:r>
         <w:rPr>
@@ -295,6 +309,11 @@
       </w:r>
     </w:p>
     <w:p>
+      <w:pPr>
+        <w:rPr>
+          <w:rFonts w:hint="eastAsia"/>
+        </w:rPr>
+      </w:pPr>
       <w:r>
         <w:rPr>
           <w:rFonts w:hint="eastAsia"/>
@@ -305,6 +324,9 @@
     <w:p>
       <w:pPr>
         <w:pStyle w:val="1"/>
+        <w:rPr>
+          <w:rFonts w:hint="eastAsia"/>
+        </w:rPr>
       </w:pPr>
       <w:r>
         <w:rPr>
@@ -486,6 +508,11 @@
       </w:r>
     </w:p>
     <w:p>
+      <w:pPr>
+        <w:rPr>
+          <w:rFonts w:hint="eastAsia"/>
+        </w:rPr>
+      </w:pPr>
       <w:r>
         <w:rPr>
           <w:rFonts w:hint="eastAsia"/>
@@ -496,6 +523,9 @@
     <w:p>
       <w:pPr>
         <w:pStyle w:val="1"/>
+        <w:rPr>
+          <w:rFonts w:hint="eastAsia"/>
+        </w:rPr>
       </w:pPr>
       <w:r>
         <w:rPr>
@@ -508,6 +538,9 @@
     <w:p>
       <w:pPr>
         <w:pStyle w:val="2"/>
+        <w:rPr>
+          <w:rFonts w:hint="eastAsia"/>
+        </w:rPr>
       </w:pPr>
       <w:r>
         <w:rPr>
@@ -519,6 +552,9 @@
     <w:p>
       <w:pPr>
         <w:pStyle w:val="3"/>
+        <w:rPr>
+          <w:rFonts w:hint="eastAsia"/>
+        </w:rPr>
       </w:pPr>
       <w:r>
         <w:rPr>
@@ -568,22 +604,24 @@
       </w:r>
     </w:p>
     <w:p>
-      <w:r>
-        <w:rPr>
-          <w:rFonts w:hint="eastAsia"/>
-        </w:rPr>
-        <w:t>无法进行；也不能是public——那样service包里的结算服务就能绕过取值方法直接改题名</w:t>
-      </w:r>
-      <w:r>
-        <w:rPr>
-          <w:rFonts w:hint="eastAsia"/>
-        </w:rPr>
-        <w:t>，容易引发数据安全。</w:t>
+      <w:pPr>
+        <w:rPr>
+          <w:rFonts w:hint="eastAsia"/>
+        </w:rPr>
+      </w:pPr>
+      <w:r>
+        <w:rPr>
+          <w:rFonts w:hint="eastAsia"/>
+        </w:rPr>
+        <w:t>无法进行；也不能是public——那样service包里的结算服务就能绕过取值方法直接改题名，容易引发数据安全。</w:t>
       </w:r>
     </w:p>
     <w:p>
       <w:pPr>
         <w:pStyle w:val="3"/>
+        <w:rPr>
+          <w:rFonts w:hint="eastAsia"/>
+        </w:rPr>
       </w:pPr>
       <w:r>
         <w:rPr>
@@ -595,6 +633,9 @@
     <w:p>
       <w:pPr>
         <w:pStyle w:val="4"/>
+        <w:rPr>
+          <w:rFonts w:hint="eastAsia"/>
+        </w:rPr>
       </w:pPr>
       <w:r>
         <w:rPr>
@@ -604,6 +645,11 @@
       </w:r>
     </w:p>
     <w:p>
+      <w:pPr>
+        <w:rPr>
+          <w:rFonts w:hint="eastAsia"/>
+        </w:rPr>
+      </w:pPr>
       <w:r>
         <w:t xml:space="preserve">error: title is not public in </w:t>
       </w:r>
@@ -619,6 +665,9 @@
     <w:p>
       <w:pPr>
         <w:pStyle w:val="4"/>
+        <w:rPr>
+          <w:rFonts w:hint="eastAsia"/>
+        </w:rPr>
       </w:pPr>
       <w:r>
         <w:rPr>
@@ -670,6 +719,7 @@
           <w:p>
             <w:pPr>
               <w:rPr>
+                <w:rFonts w:hint="eastAsia"/>
                 <w:b/>
                 <w:bCs/>
               </w:rPr>
@@ -704,6 +754,7 @@
           <w:p>
             <w:pPr>
               <w:rPr>
+                <w:rFonts w:hint="eastAsia"/>
                 <w:b/>
                 <w:bCs/>
               </w:rPr>
@@ -738,6 +789,7 @@
           <w:p>
             <w:pPr>
               <w:rPr>
+                <w:rFonts w:hint="eastAsia"/>
                 <w:b/>
                 <w:bCs/>
               </w:rPr>
@@ -772,6 +824,7 @@
           <w:p>
             <w:pPr>
               <w:rPr>
+                <w:rFonts w:hint="eastAsia"/>
                 <w:b/>
                 <w:bCs/>
               </w:rPr>
@@ -806,6 +859,7 @@
           <w:p>
             <w:pPr>
               <w:rPr>
+                <w:rFonts w:hint="eastAsia"/>
                 <w:b/>
                 <w:bCs/>
               </w:rPr>
@@ -840,6 +894,11 @@
             <w:hideMark/>
           </w:tcPr>
           <w:p>
+            <w:pPr>
+              <w:rPr>
+                <w:rFonts w:hint="eastAsia"/>
+              </w:rPr>
+            </w:pPr>
             <w:r>
               <w:t>private</w:t>
             </w:r>
@@ -864,6 +923,11 @@
             <w:hideMark/>
           </w:tcPr>
           <w:p>
+            <w:pPr>
+              <w:rPr>
+                <w:rFonts w:hint="eastAsia"/>
+              </w:rPr>
+            </w:pPr>
             <w:r>
               <w:rPr>
                 <w:rFonts w:ascii="Segoe UI Emoji" w:hAnsi="Segoe UI Emoji" w:cs="Segoe UI Emoji"/>
@@ -891,6 +955,11 @@
             <w:hideMark/>
           </w:tcPr>
           <w:p>
+            <w:pPr>
+              <w:rPr>
+                <w:rFonts w:hint="eastAsia"/>
+              </w:rPr>
+            </w:pPr>
             <w:r>
               <w:rPr>
                 <w:rFonts w:ascii="Segoe UI Emoji" w:hAnsi="Segoe UI Emoji" w:cs="Segoe UI Emoji"/>
@@ -918,6 +987,11 @@
             <w:hideMark/>
           </w:tcPr>
           <w:p>
+            <w:pPr>
+              <w:rPr>
+                <w:rFonts w:hint="eastAsia"/>
+              </w:rPr>
+            </w:pPr>
             <w:r>
               <w:rPr>
                 <w:rFonts w:ascii="Segoe UI Emoji" w:hAnsi="Segoe UI Emoji" w:cs="Segoe UI Emoji"/>
@@ -945,6 +1019,11 @@
             <w:hideMark/>
           </w:tcPr>
           <w:p>
+            <w:pPr>
+              <w:rPr>
+                <w:rFonts w:hint="eastAsia"/>
+              </w:rPr>
+            </w:pPr>
             <w:r>
               <w:rPr>
                 <w:rFonts w:ascii="Segoe UI Emoji" w:hAnsi="Segoe UI Emoji" w:cs="Segoe UI Emoji"/>
@@ -974,6 +1053,11 @@
             <w:hideMark/>
           </w:tcPr>
           <w:p>
+            <w:pPr>
+              <w:rPr>
+                <w:rFonts w:hint="eastAsia"/>
+              </w:rPr>
+            </w:pPr>
             <w:r>
               <w:t xml:space="preserve">default </w:t>
             </w:r>
@@ -1003,6 +1087,11 @@
             <w:hideMark/>
           </w:tcPr>
           <w:p>
+            <w:pPr>
+              <w:rPr>
+                <w:rFonts w:hint="eastAsia"/>
+              </w:rPr>
+            </w:pPr>
             <w:r>
               <w:rPr>
                 <w:rFonts w:ascii="Segoe UI Emoji" w:hAnsi="Segoe UI Emoji" w:cs="Segoe UI Emoji"/>
@@ -1030,6 +1119,11 @@
             <w:hideMark/>
           </w:tcPr>
           <w:p>
+            <w:pPr>
+              <w:rPr>
+                <w:rFonts w:hint="eastAsia"/>
+              </w:rPr>
+            </w:pPr>
             <w:r>
               <w:rPr>
                 <w:rFonts w:ascii="Segoe UI Emoji" w:hAnsi="Segoe UI Emoji" w:cs="Segoe UI Emoji"/>
@@ -1057,6 +1151,11 @@
             <w:hideMark/>
           </w:tcPr>
           <w:p>
+            <w:pPr>
+              <w:rPr>
+                <w:rFonts w:hint="eastAsia"/>
+              </w:rPr>
+            </w:pPr>
             <w:r>
               <w:rPr>
                 <w:rFonts w:ascii="Segoe UI Emoji" w:hAnsi="Segoe UI Emoji" w:cs="Segoe UI Emoji"/>
@@ -1084,6 +1183,11 @@
             <w:hideMark/>
           </w:tcPr>
           <w:p>
+            <w:pPr>
+              <w:rPr>
+                <w:rFonts w:hint="eastAsia"/>
+              </w:rPr>
+            </w:pPr>
             <w:r>
               <w:rPr>
                 <w:rFonts w:ascii="Segoe UI Emoji" w:hAnsi="Segoe UI Emoji" w:cs="Segoe UI Emoji"/>
@@ -1113,6 +1217,11 @@
             <w:hideMark/>
           </w:tcPr>
           <w:p>
+            <w:pPr>
+              <w:rPr>
+                <w:rFonts w:hint="eastAsia"/>
+              </w:rPr>
+            </w:pPr>
             <w:r>
               <w:t>protected</w:t>
             </w:r>
@@ -1137,6 +1246,11 @@
             <w:hideMark/>
           </w:tcPr>
           <w:p>
+            <w:pPr>
+              <w:rPr>
+                <w:rFonts w:hint="eastAsia"/>
+              </w:rPr>
+            </w:pPr>
             <w:r>
               <w:rPr>
                 <w:rFonts w:ascii="Segoe UI Emoji" w:hAnsi="Segoe UI Emoji" w:cs="Segoe UI Emoji"/>
@@ -1164,6 +1278,11 @@
             <w:hideMark/>
           </w:tcPr>
           <w:p>
+            <w:pPr>
+              <w:rPr>
+                <w:rFonts w:hint="eastAsia"/>
+              </w:rPr>
+            </w:pPr>
             <w:r>
               <w:rPr>
                 <w:rFonts w:ascii="Segoe UI Emoji" w:hAnsi="Segoe UI Emoji" w:cs="Segoe UI Emoji"/>
@@ -1191,6 +1310,11 @@
             <w:hideMark/>
           </w:tcPr>
           <w:p>
+            <w:pPr>
+              <w:rPr>
+                <w:rFonts w:hint="eastAsia"/>
+              </w:rPr>
+            </w:pPr>
             <w:r>
               <w:rPr>
                 <w:rFonts w:ascii="Segoe UI Emoji" w:hAnsi="Segoe UI Emoji" w:cs="Segoe UI Emoji"/>
@@ -1218,6 +1342,11 @@
             <w:hideMark/>
           </w:tcPr>
           <w:p>
+            <w:pPr>
+              <w:rPr>
+                <w:rFonts w:hint="eastAsia"/>
+              </w:rPr>
+            </w:pPr>
             <w:r>
               <w:rPr>
                 <w:rFonts w:ascii="Segoe UI Emoji" w:hAnsi="Segoe UI Emoji" w:cs="Segoe UI Emoji"/>
@@ -1247,6 +1376,11 @@
             <w:hideMark/>
           </w:tcPr>
           <w:p>
+            <w:pPr>
+              <w:rPr>
+                <w:rFonts w:hint="eastAsia"/>
+              </w:rPr>
+            </w:pPr>
             <w:r>
               <w:t>public</w:t>
             </w:r>
@@ -1271,6 +1405,11 @@
             <w:hideMark/>
           </w:tcPr>
           <w:p>
+            <w:pPr>
+              <w:rPr>
+                <w:rFonts w:hint="eastAsia"/>
+              </w:rPr>
+            </w:pPr>
             <w:r>
               <w:rPr>
                 <w:rFonts w:ascii="Segoe UI Emoji" w:hAnsi="Segoe UI Emoji" w:cs="Segoe UI Emoji"/>
@@ -1298,6 +1437,11 @@
             <w:hideMark/>
           </w:tcPr>
           <w:p>
+            <w:pPr>
+              <w:rPr>
+                <w:rFonts w:hint="eastAsia"/>
+              </w:rPr>
+            </w:pPr>
             <w:r>
               <w:rPr>
                 <w:rFonts w:ascii="Segoe UI Emoji" w:hAnsi="Segoe UI Emoji" w:cs="Segoe UI Emoji"/>
@@ -1325,6 +1469,11 @@
             <w:hideMark/>
           </w:tcPr>
           <w:p>
+            <w:pPr>
+              <w:rPr>
+                <w:rFonts w:hint="eastAsia"/>
+              </w:rPr>
+            </w:pPr>
             <w:r>
               <w:rPr>
                 <w:rFonts w:ascii="Segoe UI Emoji" w:hAnsi="Segoe UI Emoji" w:cs="Segoe UI Emoji"/>
@@ -1352,6 +1501,11 @@
             <w:hideMark/>
           </w:tcPr>
           <w:p>
+            <w:pPr>
+              <w:rPr>
+                <w:rFonts w:hint="eastAsia"/>
+              </w:rPr>
+            </w:pPr>
             <w:r>
               <w:rPr>
                 <w:rFonts w:ascii="Segoe UI Emoji" w:hAnsi="Segoe UI Emoji" w:cs="Segoe UI Emoji"/>
@@ -1370,6 +1524,11 @@
       </w:pPr>
     </w:p>
     <w:p>
+      <w:pPr>
+        <w:rPr>
+          <w:rFonts w:hint="eastAsia"/>
+        </w:rPr>
+      </w:pPr>
       <w:proofErr w:type="spellStart"/>
       <w:r>
         <w:t>LoanService</w:t>
@@ -1407,16 +1566,292 @@
     <w:p>
       <w:pPr>
         <w:pStyle w:val="3"/>
-        <w:rPr>
-          <w:rFonts w:hint="eastAsia"/>
-        </w:rPr>
-      </w:pPr>
-      <w:r>
-        <w:rPr>
-          <w:rFonts w:hint="eastAsia"/>
-        </w:rPr>
+      </w:pPr>
+      <w:r>
+        <w:rPr>
+          <w:rFonts w:hint="eastAsia"/>
+        </w:rPr>
+        <w:lastRenderedPageBreak/>
         <w:t>阶段检验</w:t>
       </w:r>
+      <w:r>
+        <w:br/>
+      </w:r>
+      <w:r>
+        <w:rPr>
+          <w:noProof/>
+        </w:rPr>
+        <w:drawing>
+          <wp:inline distT="0" distB="0" distL="0" distR="0" wp14:anchorId="150DACFF" wp14:editId="48B27BEB">
+            <wp:extent cx="4710352" cy="568623"/>
+            <wp:effectExtent l="0" t="0" r="0" b="3175"/>
+            <wp:docPr id="1814279867" name="图片 1"/>
+            <wp:cNvGraphicFramePr>
+              <a:graphicFrameLocks xmlns:a="http://schemas.openxmlformats.org/drawingml/2006/main" noChangeAspect="1"/>
+            </wp:cNvGraphicFramePr>
+            <a:graphic xmlns:a="http://schemas.openxmlformats.org/drawingml/2006/main">
+              <a:graphicData uri="http://schemas.openxmlformats.org/drawingml/2006/picture">
+                <pic:pic xmlns:pic="http://schemas.openxmlformats.org/drawingml/2006/picture">
+                  <pic:nvPicPr>
+                    <pic:cNvPr id="1814279867" name=""/>
+                    <pic:cNvPicPr/>
+                  </pic:nvPicPr>
+                  <pic:blipFill>
+                    <a:blip r:embed="rId4"/>
+                    <a:stretch>
+                      <a:fillRect/>
+                    </a:stretch>
+                  </pic:blipFill>
+                  <pic:spPr>
+                    <a:xfrm>
+                      <a:off x="0" y="0"/>
+                      <a:ext cx="4710352" cy="568623"/>
+                    </a:xfrm>
+                    <a:prstGeom prst="rect">
+                      <a:avLst/>
+                    </a:prstGeom>
+                  </pic:spPr>
+                </pic:pic>
+              </a:graphicData>
+            </a:graphic>
+          </wp:inline>
+        </w:drawing>
+      </w:r>
+      <w:r>
+        <w:br/>
+      </w:r>
+    </w:p>
+    <w:p>
+      <w:pPr>
+        <w:pStyle w:val="2"/>
+      </w:pPr>
+      <w:r>
+        <w:rPr>
+          <w:rFonts w:hint="eastAsia"/>
+        </w:rPr>
+        <w:t>阶段二</w:t>
+      </w:r>
+    </w:p>
+    <w:p>
+      <w:pPr>
+        <w:pStyle w:val="3"/>
+      </w:pPr>
+      <w:r>
+        <w:rPr>
+          <w:rFonts w:hint="eastAsia"/>
+        </w:rPr>
+        <w:t>问题2</w:t>
+      </w:r>
+    </w:p>
+    <w:p>
+      <w:r>
+        <w:rPr>
+          <w:rFonts w:hint="eastAsia"/>
+        </w:rPr>
+        <w:t>循环里的这一句代码是编译期就定下了要调用哪个类的方法，还是要等到运行时才</w:t>
+      </w:r>
+      <w:r>
+        <w:rPr>
+          <w:rFonts w:hint="eastAsia"/>
+        </w:rPr>
+        <w:t>能</w:t>
+      </w:r>
+      <w:r>
+        <w:rPr>
+          <w:rFonts w:hint="eastAsia"/>
+        </w:rPr>
+        <w:t>确定？如果是后者，JVM靠什么信息来选？</w:t>
+      </w:r>
+    </w:p>
+    <w:p>
+      <w:pPr>
+        <w:rPr>
+          <w:rFonts w:hint="eastAsia"/>
+        </w:rPr>
+      </w:pPr>
+      <w:r>
+        <w:rPr>
+          <w:rFonts w:hint="eastAsia"/>
+        </w:rPr>
+        <w:t>在运行期确定，JVM靠具体对象的地址确认。</w:t>
+      </w:r>
+    </w:p>
+    <w:p>
+      <w:pPr>
+        <w:pStyle w:val="3"/>
+      </w:pPr>
+      <w:r>
+        <w:rPr>
+          <w:rFonts w:hint="eastAsia"/>
+        </w:rPr>
+        <w:t>阶段检验</w:t>
+      </w:r>
+    </w:p>
+    <w:p>
+      <w:r>
+        <w:rPr>
+          <w:rFonts w:hint="eastAsia"/>
+          <w:noProof/>
+        </w:rPr>
+        <w:drawing>
+          <wp:inline distT="0" distB="0" distL="0" distR="0" wp14:anchorId="1EA2A04A" wp14:editId="6226D0C5">
+            <wp:extent cx="4128361" cy="1075764"/>
+            <wp:effectExtent l="0" t="0" r="5715" b="0"/>
+            <wp:docPr id="1045932164" name="图片 1"/>
+            <wp:cNvGraphicFramePr>
+              <a:graphicFrameLocks xmlns:a="http://schemas.openxmlformats.org/drawingml/2006/main" noChangeAspect="1"/>
+            </wp:cNvGraphicFramePr>
+            <a:graphic xmlns:a="http://schemas.openxmlformats.org/drawingml/2006/main">
+              <a:graphicData uri="http://schemas.openxmlformats.org/drawingml/2006/picture">
+                <pic:pic xmlns:pic="http://schemas.openxmlformats.org/drawingml/2006/picture">
+                  <pic:nvPicPr>
+                    <pic:cNvPr id="1045932164" name="图片 1045932164"/>
+                    <pic:cNvPicPr/>
+                  </pic:nvPicPr>
+                  <pic:blipFill>
+                    <a:blip r:embed="rId5">
+                      <a:extLst>
+                        <a:ext uri="{28A0092B-C50C-407E-A947-70E740481C1C}">
+                          <a14:useLocalDpi xmlns:a14="http://schemas.microsoft.com/office/drawing/2010/main" val="0"/>
+                        </a:ext>
+                      </a:extLst>
+                    </a:blip>
+                    <a:stretch>
+                      <a:fillRect/>
+                    </a:stretch>
+                  </pic:blipFill>
+                  <pic:spPr>
+                    <a:xfrm>
+                      <a:off x="0" y="0"/>
+                      <a:ext cx="4140370" cy="1078893"/>
+                    </a:xfrm>
+                    <a:prstGeom prst="rect">
+                      <a:avLst/>
+                    </a:prstGeom>
+                  </pic:spPr>
+                </pic:pic>
+              </a:graphicData>
+            </a:graphic>
+          </wp:inline>
+        </w:drawing>
+      </w:r>
+    </w:p>
+    <w:p>
+      <w:pPr>
+        <w:pStyle w:val="2"/>
+      </w:pPr>
+      <w:r>
+        <w:rPr>
+          <w:rFonts w:hint="eastAsia"/>
+        </w:rPr>
+        <w:t>阶段三</w:t>
+      </w:r>
+    </w:p>
+    <w:p>
+      <w:pPr>
+        <w:pStyle w:val="3"/>
+      </w:pPr>
+      <w:r>
+        <w:rPr>
+          <w:rFonts w:hint="eastAsia"/>
+        </w:rPr>
+        <w:t>阶段检验</w:t>
+      </w:r>
+    </w:p>
+    <w:p>
+      <w:pPr>
+        <w:rPr>
+          <w:rFonts w:hint="eastAsia"/>
+        </w:rPr>
+      </w:pPr>
+    </w:p>
+    <w:p>
+      <w:pPr>
+        <w:pStyle w:val="2"/>
+      </w:pPr>
+      <w:r>
+        <w:rPr>
+          <w:rFonts w:hint="eastAsia"/>
+        </w:rPr>
+        <w:t>阶段四</w:t>
+      </w:r>
+    </w:p>
+    <w:p>
+      <w:pPr>
+        <w:pStyle w:val="3"/>
+      </w:pPr>
+      <w:r>
+        <w:rPr>
+          <w:rFonts w:hint="eastAsia"/>
+        </w:rPr>
+        <w:t>阶段检验</w:t>
+      </w:r>
+    </w:p>
+    <w:p>
+      <w:pPr>
+        <w:rPr>
+          <w:rFonts w:hint="eastAsia"/>
+        </w:rPr>
+      </w:pPr>
+    </w:p>
+    <w:p>
+      <w:pPr>
+        <w:pStyle w:val="2"/>
+      </w:pPr>
+      <w:r>
+        <w:rPr>
+          <w:rFonts w:hint="eastAsia"/>
+        </w:rPr>
+        <w:t>阶段五</w:t>
+      </w:r>
+    </w:p>
+    <w:p>
+      <w:pPr>
+        <w:pStyle w:val="3"/>
+      </w:pPr>
+      <w:r>
+        <w:rPr>
+          <w:rFonts w:hint="eastAsia"/>
+        </w:rPr>
+        <w:t>阶段检验</w:t>
+      </w:r>
+    </w:p>
+    <w:p>
+      <w:pPr>
+        <w:rPr>
+          <w:rFonts w:hint="eastAsia"/>
+        </w:rPr>
+      </w:pPr>
+    </w:p>
+    <w:p>
+      <w:pPr>
+        <w:pStyle w:val="2"/>
+      </w:pPr>
+      <w:r>
+        <w:rPr>
+          <w:rFonts w:hint="eastAsia"/>
+        </w:rPr>
+        <w:lastRenderedPageBreak/>
+        <w:t>阶段六</w:t>
+      </w:r>
+    </w:p>
+    <w:p>
+      <w:pPr>
+        <w:pStyle w:val="3"/>
+      </w:pPr>
+      <w:r>
+        <w:rPr>
+          <w:rFonts w:hint="eastAsia"/>
+        </w:rPr>
+        <w:t>阶段检验</w:t>
+      </w:r>
+    </w:p>
+    <w:p>
+      <w:pPr>
+        <w:rPr>
+          <w:rFonts w:hint="eastAsia"/>
+        </w:rPr>
+      </w:pPr>
     </w:p>
     <w:sectPr>
       <w:pgSz w:w="11906" w:h="16838"/>
@@ -2032,6 +2467,7 @@
   <w:style w:type="character" w:default="1" w:styleId="a0">
     <w:name w:val="Default Paragraph Font"/>
     <w:uiPriority w:val="1"/>
+    <w:semiHidden/>
     <w:unhideWhenUsed/>
   </w:style>
   <w:style w:type="table" w:default="1" w:styleId="a1">
